--- a/hin/docx/026.content.docx
+++ b/hin/docx/026.content.docx
@@ -361,18 +361,12 @@
           <w:lang w:val="hi_IN" w:bidi="hi_IN"/>
         </w:rPr>
       </w:r>
-      <w:hyperlink r:id="rId13">
-        <w:r>
-          <w:rPr>
-            <w:lang w:val="hi_IN" w:bidi="hi_IN"/>
-          </w:rPr>
-          <w:rPr>
-            <w:color w:val="0000EE"/>
-            <w:u w:val="single"/>
-          </w:rPr>
-          <w:t>1 राजा 14:25–26</w:t>
-        </w:r>
-      </w:hyperlink>
+      <w:r>
+        <w:rPr>
+          <w:lang w:val="hi_IN" w:bidi="hi_IN"/>
+        </w:rPr>
+        <w:t>1 राजा 14:25–26</w:t>
+      </w:r>
     </w:p>
     <w:p>
       <w:pPr>
@@ -385,18 +379,12 @@
           <w:lang w:val="hi_IN" w:bidi="hi_IN"/>
         </w:rPr>
       </w:r>
-      <w:hyperlink r:id="rId14">
-        <w:r>
-          <w:rPr>
-            <w:lang w:val="hi_IN" w:bidi="hi_IN"/>
-          </w:rPr>
-          <w:rPr>
-            <w:color w:val="0000EE"/>
-            <w:u w:val="single"/>
-          </w:rPr>
-          <w:t>2 इतिहास 23:8–9</w:t>
-        </w:r>
-      </w:hyperlink>
+      <w:r>
+        <w:rPr>
+          <w:lang w:val="hi_IN" w:bidi="hi_IN"/>
+        </w:rPr>
+        <w:t>2 इतिहास 23:8–9</w:t>
+      </w:r>
     </w:p>
     <w:p>
       <w:pPr>
@@ -409,18 +397,12 @@
           <w:lang w:val="hi_IN" w:bidi="hi_IN"/>
         </w:rPr>
       </w:r>
-      <w:hyperlink r:id="rId15">
-        <w:r>
-          <w:rPr>
-            <w:lang w:val="hi_IN" w:bidi="hi_IN"/>
-          </w:rPr>
-          <w:rPr>
-            <w:color w:val="0000EE"/>
-            <w:u w:val="single"/>
-          </w:rPr>
-          <w:t>2 शमूएल 22:36–37</w:t>
-        </w:r>
-      </w:hyperlink>
+      <w:r>
+        <w:rPr>
+          <w:lang w:val="hi_IN" w:bidi="hi_IN"/>
+        </w:rPr>
+        <w:t>2 शमूएल 22:36–37</w:t>
+      </w:r>
     </w:p>
     <w:p>
       <w:pPr>
@@ -433,18 +415,12 @@
           <w:lang w:val="hi_IN" w:bidi="hi_IN"/>
         </w:rPr>
       </w:r>
-      <w:hyperlink r:id="rId16">
-        <w:r>
-          <w:rPr>
-            <w:lang w:val="hi_IN" w:bidi="hi_IN"/>
-          </w:rPr>
-          <w:rPr>
-            <w:color w:val="0000EE"/>
-            <w:u w:val="single"/>
-          </w:rPr>
-          <w:t>व्यवस्थाविवरण 33:29</w:t>
-        </w:r>
-      </w:hyperlink>
+      <w:r>
+        <w:rPr>
+          <w:lang w:val="hi_IN" w:bidi="hi_IN"/>
+        </w:rPr>
+        <w:t>व्यवस्थाविवरण 33:29</w:t>
+      </w:r>
     </w:p>
     <w:p>
       <w:pPr>
@@ -773,18 +749,12 @@
           <w:lang w:val="hi_IN" w:bidi="hi_IN"/>
         </w:rPr>
       </w:r>
-      <w:hyperlink r:id="rId17">
-        <w:r>
-          <w:rPr>
-            <w:lang w:val="hi_IN" w:bidi="hi_IN"/>
-          </w:rPr>
-          <w:rPr>
-            <w:color w:val="0000EE"/>
-            <w:u w:val="single"/>
-          </w:rPr>
-          <w:t>निर्गमन 32:3–4</w:t>
-        </w:r>
-      </w:hyperlink>
+      <w:r>
+        <w:rPr>
+          <w:lang w:val="hi_IN" w:bidi="hi_IN"/>
+        </w:rPr>
+        <w:t>निर्गमन 32:3–4</w:t>
+      </w:r>
     </w:p>
     <w:p>
       <w:pPr>
@@ -1042,18 +1012,12 @@
           <w:lang w:val="hi_IN" w:bidi="hi_IN"/>
         </w:rPr>
       </w:r>
-      <w:hyperlink r:id="rId18">
-        <w:r>
-          <w:rPr>
-            <w:lang w:val="hi_IN" w:bidi="hi_IN"/>
-          </w:rPr>
-          <w:rPr>
-            <w:color w:val="0000EE"/>
-            <w:u w:val="single"/>
-          </w:rPr>
-          <w:t>1 इतिहास 10:14</w:t>
-        </w:r>
-      </w:hyperlink>
+      <w:r>
+        <w:rPr>
+          <w:lang w:val="hi_IN" w:bidi="hi_IN"/>
+        </w:rPr>
+        <w:t>1 इतिहास 10:14</w:t>
+      </w:r>
     </w:p>
     <w:p>
       <w:pPr>
@@ -1066,18 +1030,12 @@
           <w:lang w:val="hi_IN" w:bidi="hi_IN"/>
         </w:rPr>
       </w:r>
-      <w:hyperlink r:id="rId19">
-        <w:r>
-          <w:rPr>
-            <w:lang w:val="hi_IN" w:bidi="hi_IN"/>
-          </w:rPr>
-          <w:rPr>
-            <w:color w:val="0000EE"/>
-            <w:u w:val="single"/>
-          </w:rPr>
-          <w:t>प्रे.का. 17:26–27</w:t>
-        </w:r>
-      </w:hyperlink>
+      <w:r>
+        <w:rPr>
+          <w:lang w:val="hi_IN" w:bidi="hi_IN"/>
+        </w:rPr>
+        <w:t>प्रे.का. 17:26–27</w:t>
+      </w:r>
     </w:p>
     <w:p>
       <w:pPr>
@@ -1090,18 +1048,12 @@
           <w:lang w:val="hi_IN" w:bidi="hi_IN"/>
         </w:rPr>
       </w:r>
-      <w:hyperlink r:id="rId20">
-        <w:r>
-          <w:rPr>
-            <w:lang w:val="hi_IN" w:bidi="hi_IN"/>
-          </w:rPr>
-          <w:rPr>
-            <w:color w:val="0000EE"/>
-            <w:u w:val="single"/>
-          </w:rPr>
-          <w:t>इब्रानियों 11:06</w:t>
-        </w:r>
-      </w:hyperlink>
+      <w:r>
+        <w:rPr>
+          <w:lang w:val="hi_IN" w:bidi="hi_IN"/>
+        </w:rPr>
+        <w:t>इब्रानियों 11:06</w:t>
+      </w:r>
     </w:p>
     <w:p>
       <w:pPr>
@@ -1114,18 +1066,12 @@
           <w:lang w:val="hi_IN" w:bidi="hi_IN"/>
         </w:rPr>
       </w:r>
-      <w:hyperlink r:id="rId21">
-        <w:r>
-          <w:rPr>
-            <w:lang w:val="hi_IN" w:bidi="hi_IN"/>
-          </w:rPr>
-          <w:rPr>
-            <w:color w:val="0000EE"/>
-            <w:u w:val="single"/>
-          </w:rPr>
-          <w:t>लूका 11:09</w:t>
-        </w:r>
-      </w:hyperlink>
+      <w:r>
+        <w:rPr>
+          <w:lang w:val="hi_IN" w:bidi="hi_IN"/>
+        </w:rPr>
+        <w:t>लूका 11:09</w:t>
+      </w:r>
     </w:p>
     <w:p>
       <w:pPr>

--- a/hin/docx/026.content.docx
+++ b/hin/docx/026.content.docx
@@ -300,19 +300,7 @@
         <w:rPr>
           <w:lang w:val="hi_IN" w:bidi="hi_IN"/>
         </w:rPr>
-        <w:t xml:space="preserve">, </w:t>
-      </w:r>
-      <w:r>
-        <w:rPr>
-          <w:lang w:val="hi_IN" w:bidi="hi_IN"/>
-        </w:rPr>
-        <w:t>आज्ञापालन</w:t>
-      </w:r>
-      <w:r>
-        <w:rPr>
-          <w:lang w:val="hi_IN" w:bidi="hi_IN"/>
-        </w:rPr>
-        <w:t xml:space="preserve">, </w:t>
+        <w:t xml:space="preserve">, आज्ञापालन, </w:t>
       </w:r>
       <w:r>
         <w:rPr>
@@ -700,19 +688,7 @@
         <w:rPr>
           <w:lang w:val="hi_IN" w:bidi="hi_IN"/>
         </w:rPr>
-        <w:t xml:space="preserve">, </w:t>
-      </w:r>
-      <w:r>
-        <w:rPr>
-          <w:lang w:val="hi_IN" w:bidi="hi_IN"/>
-        </w:rPr>
-        <w:t>मूरत</w:t>
-      </w:r>
-      <w:r>
-        <w:rPr>
-          <w:lang w:val="hi_IN" w:bidi="hi_IN"/>
-        </w:rPr>
-        <w:t xml:space="preserve">, </w:t>
+        <w:t xml:space="preserve">, मूरत, </w:t>
       </w:r>
       <w:r>
         <w:rPr>
@@ -975,19 +951,7 @@
         <w:rPr>
           <w:lang w:val="hi_IN" w:bidi="hi_IN"/>
         </w:rPr>
-        <w:t xml:space="preserve">, </w:t>
-      </w:r>
-      <w:r>
-        <w:rPr>
-          <w:lang w:val="hi_IN" w:bidi="hi_IN"/>
-        </w:rPr>
-        <w:t>सच</w:t>
-      </w:r>
-      <w:r>
-        <w:rPr>
-          <w:lang w:val="hi_IN" w:bidi="hi_IN"/>
-        </w:rPr>
-        <w:t>)</w:t>
+        <w:t>, सच)</w:t>
       </w:r>
     </w:p>
     <w:p>
